--- a/templates/cv/Anschreiben_Gaurav_Kulkarni_DeutscheBoerse_DE.docx
+++ b/templates/cv/Anschreiben_Gaurav_Kulkarni_DeutscheBoerse_DE.docx
@@ -33,7 +33,7 @@
       <w:hyperlink r:id="rId6">
         <w:r>
           <w:rPr>
-            <w:color w:val="0563C1"/>
+            <w:color w:val="4472C4"/>
             <w:u w:val="single"/>
           </w:rPr>
           <w:t>kulkarnigaurav38.github.io</w:t>
@@ -48,7 +48,7 @@
       <w:hyperlink r:id="rId7">
         <w:r>
           <w:rPr>
-            <w:color w:val="0563C1"/>
+            <w:color w:val="4472C4"/>
             <w:u w:val="single"/>
           </w:rPr>
           <w:t>kulkarnigaurav38@gmail.com</w:t>
@@ -63,7 +63,7 @@
       <w:hyperlink r:id="rId8">
         <w:r>
           <w:rPr>
-            <w:color w:val="0563C1"/>
+            <w:color w:val="4472C4"/>
             <w:u w:val="single"/>
           </w:rPr>
           <w:t>linkedin.com/in/gauravlin</w:t>
